--- a/Files/06 - Yom Tov/09 - Rosh Hashana/How to do Teshuva/How to do Teshuva.docx
+++ b/Files/06 - Yom Tov/09 - Rosh Hashana/How to do Teshuva/How to do Teshuva.docx
@@ -237,7 +237,7 @@
         <w:rPr>
           <w:rFonts w:ascii="Times New Roman" w:hAnsi="Times New Roman" w:cs="Times New Roman"/>
         </w:rPr>
-        <w:t xml:space="preserve">, which is the little worm that could that could break stones. </w:t>
+        <w:t xml:space="preserve">, which is the little worm that could break stones. </w:t>
       </w:r>
       <w:r>
         <w:rPr>
@@ -1665,7 +1665,7 @@
           <w:rFonts w:ascii="Times New Roman" w:hAnsi="Times New Roman" w:cs="Times New Roman" w:hint="cs"/>
           <w:rtl/>
         </w:rPr>
-        <w:t xml:space="preserve">ושלום </w:t>
+        <w:t>ושלום</w:t>
       </w:r>
       <w:r>
         <w:rPr>

--- a/Files/06 - Yom Tov/09 - Rosh Hashana/How to do Teshuva/How to do Teshuva.docx
+++ b/Files/06 - Yom Tov/09 - Rosh Hashana/How to do Teshuva/How to do Teshuva.docx
@@ -1501,6 +1501,12 @@
         <w:rPr>
           <w:rFonts w:ascii="Times New Roman" w:hAnsi="Times New Roman" w:cs="Times New Roman"/>
         </w:rPr>
+        <w:t>l</w:t>
+      </w:r>
+      <w:r>
+        <w:rPr>
+          <w:rFonts w:ascii="Times New Roman" w:hAnsi="Times New Roman" w:cs="Times New Roman"/>
+        </w:rPr>
         <w:t xml:space="preserve">, tell him </w:t>
       </w:r>
       <w:r>
@@ -1665,7 +1671,7 @@
           <w:rFonts w:ascii="Times New Roman" w:hAnsi="Times New Roman" w:cs="Times New Roman" w:hint="cs"/>
           <w:rtl/>
         </w:rPr>
-        <w:t xml:space="preserve">ושלום </w:t>
+        <w:t>ושלום</w:t>
       </w:r>
       <w:r>
         <w:rPr>

--- a/Files/06 - Yom Tov/09 - Rosh Hashana/How to do Teshuva/How to do Teshuva.docx
+++ b/Files/06 - Yom Tov/09 - Rosh Hashana/How to do Teshuva/How to do Teshuva.docx
@@ -1671,7 +1671,7 @@
           <w:rFonts w:ascii="Times New Roman" w:hAnsi="Times New Roman" w:cs="Times New Roman" w:hint="cs"/>
           <w:rtl/>
         </w:rPr>
-        <w:t>ושלום</w:t>
+        <w:t xml:space="preserve">ושלום </w:t>
       </w:r>
       <w:r>
         <w:rPr>
